--- a/slides/20261001_FD_Meikai_2_genai-workshop/work/docx/はじめに.docx
+++ b/slides/20261001_FD_Meikai_2_genai-workshop/work/docx/はじめに.docx
@@ -129,7 +129,7 @@
           <w:rFonts w:ascii="Yu Gothic" w:hAnsi="Yu Gothic" w:eastAsia="Yu Gothic"/>
           <w:sz w:val="21"/>
         </w:rPr>
-        <w:t>完成品でなくて構いません。作りかけでも提出してください。第3回（12月3日）では、この試作を実際に試してみた結果を伺います。</w:t>
+        <w:t>完成品でなくて構いません。うまくいかなくても大丈夫です。作りかけでも提出してください。第3回（12月3日）では、この試作を実際に試してみた結果を伺います。</w:t>
       </w:r>
     </w:p>
     <w:p>
@@ -233,7 +233,7 @@
           <w:rFonts w:ascii="Yu Gothic" w:hAnsi="Yu Gothic" w:eastAsia="Yu Gothic"/>
           <w:sz w:val="21"/>
         </w:rPr>
-        <w:t>この研修でAIに尋ねるのは推奨です。やりたいことを実現する過程で、AIをどんどん使ってください。</w:t>
+        <w:t>これは「ずるい方法」ではありません。本日、いちばん練習してほしいことです。やりたいことを実現する過程で、AIをどんどん使ってください。</w:t>
       </w:r>
     </w:p>
     <w:p>
@@ -1118,7 +1118,7 @@
           <w:rFonts w:ascii="Yu Gothic" w:hAnsi="Yu Gothic" w:eastAsia="Yu Gothic"/>
           <w:sz w:val="21"/>
         </w:rPr>
-        <w:t>今日は、公開されている情報か、手順書に印刷してある架空のデータで実施してください。会議の録音や議事録も、機密でないもので練習してください。</w:t>
+        <w:t>今日は、公開されている情報か、ご自身が作った資料か、手順書に印刷してある架空のデータで実施してください。教科書、購入した書籍のPDF、論文の本文、他の先生の資料は入れないでください。会議の録音や議事録も、機密でないもので練習してください。</w:t>
       </w:r>
     </w:p>
     <w:p>
@@ -1131,6 +1131,18 @@
           <w:sz w:val="21"/>
         </w:rPr>
         <w:t>AIに「入力する」ことは、外部のサーバーに「送信する」ことと同じです。外に出た情報は、取り戻せません。</w:t>
+      </w:r>
+    </w:p>
+    <w:p>
+      <w:pPr>
+        <w:spacing w:after="80"/>
+      </w:pPr>
+      <w:r>
+        <w:rPr>
+          <w:rFonts w:ascii="Yu Gothic" w:hAnsi="Yu Gothic" w:eastAsia="Yu Gothic"/>
+          <w:sz w:val="21"/>
+        </w:rPr>
+        <w:t>貴学に生成AIの利用方針があれば、そちらを優先してください。</w:t>
       </w:r>
     </w:p>
     <w:p>
@@ -1948,6 +1960,18 @@
           <w:sz w:val="21"/>
         </w:rPr>
         <w:t>→ 見当たらないときは、スクリーンショットで構いません。</w:t>
+      </w:r>
+    </w:p>
+    <w:p>
+      <w:pPr>
+        <w:spacing w:after="80"/>
+      </w:pPr>
+      <w:r>
+        <w:rPr>
+          <w:rFonts w:ascii="Yu Gothic" w:hAnsi="Yu Gothic" w:eastAsia="Yu Gothic"/>
+          <w:sz w:val="21"/>
+        </w:rPr>
+        <w:t>→ スクリーンショットの撮り方：Windows の場合は、Windows キー ＋ Shift ＋ S を同時に押し、撮りたい範囲をドラッグで囲みます。Mac の場合は command ＋ shift ＋ 4 です。</w:t>
       </w:r>
     </w:p>
     <w:p>
@@ -2377,6 +2401,18 @@
           <w:sz w:val="21"/>
         </w:rPr>
         <w:t>一発できれいなものにはなりません。伝えたいことを箇条書きで渡さないと、ほしいものは出てきません。他の人に資料作成を頼むのと同じだけの指示が必要です。出てきたものに、言い過ぎ・省きすぎ・事実でない記述がないかを、必ずご自分の目で確かめてください。</w:t>
+      </w:r>
+    </w:p>
+    <w:p>
+      <w:pPr>
+        <w:spacing w:after="80"/>
+      </w:pPr>
+      <w:r>
+        <w:rPr>
+          <w:rFonts w:ascii="Yu Gothic" w:hAnsi="Yu Gothic" w:eastAsia="Yu Gothic"/>
+          <w:sz w:val="21"/>
+        </w:rPr>
+        <w:t>うまく出ないときは、紙に（グループ名・お題・やってみたこと・結果・12月3日までに試すこと）を書いて写真を撮り、共有用のスライドに貼るか、下の Drive フォルダに入れたものでも構いません。</w:t>
       </w:r>
     </w:p>
     <w:p>
@@ -3030,6 +3066,26 @@
           <w:sz w:val="21"/>
         </w:rPr>
         <w:t>「何を見るか」だけは、なるべく具体的に書いてください。12月3日に、ここを伺います。</w:t>
+      </w:r>
+    </w:p>
+    <w:p>
+      <w:pPr>
+        <w:pBdr>
+          <w:bottom w:val="single" w:sz="6" w:color="CCCCCC"/>
+        </w:pBdr>
+        <w:spacing w:after="160"/>
+      </w:pPr>
+    </w:p>
+    <w:p>
+      <w:pPr>
+        <w:spacing w:after="80"/>
+      </w:pPr>
+      <w:r>
+        <w:rPr>
+          <w:rFonts w:ascii="Yu Gothic" w:hAnsi="Yu Gothic" w:eastAsia="Yu Gothic"/>
+          <w:sz w:val="21"/>
+        </w:rPr>
+        <w:t>本手順書は生成AI（Claude）で下書きし、講師が検証しました。内容の責任は田川にあります。</w:t>
       </w:r>
     </w:p>
     <w:sectPr>
